--- a/Практика1_Файловый_менеджер/Отчет_Практика1.docx
+++ b/Практика1_Файловый_менеджер/Отчет_Практика1.docx
@@ -539,6 +539,1037 @@
                 <w:sz w:val="20"/>
               </w:rPr>
               <w:t>пользователь и запись файла</w:t>
+            </w:r>
+          </w:p>
+        </w:tc>
+      </w:tr>
+    </w:tbl>
+    <w:p>
+      <w:pPr>
+        <w:spacing w:after="40"/>
+      </w:pPr>
+    </w:p>
+    <w:p>
+      <w:pPr>
+        <w:keepNext/>
+        <w:spacing w:before="160" w:after="80"/>
+      </w:pPr>
+      <w:r>
+        <w:rPr>
+          <w:rFonts w:ascii="Times New Roman" w:hAnsi="Times New Roman" w:eastAsia="Times New Roman"/>
+          <w:b/>
+          <w:sz w:val="24"/>
+        </w:rPr>
+        <w:t>2.1. Соответствие требованиям</w:t>
+      </w:r>
+    </w:p>
+    <w:tbl>
+      <w:tblPr>
+        <w:tblStyle w:val="TableGrid"/>
+        <w:tblW w:type="auto" w:w="0"/>
+        <w:jc w:val="center"/>
+        <w:tblLayout w:type="autofit"/>
+        <w:tblLook w:firstColumn="1" w:firstRow="1" w:lastColumn="0" w:lastRow="0" w:noHBand="0" w:noVBand="1" w:val="04A0"/>
+      </w:tblPr>
+      <w:tblGrid>
+        <w:gridCol w:w="3118"/>
+        <w:gridCol w:w="3118"/>
+        <w:gridCol w:w="3118"/>
+      </w:tblGrid>
+      <w:tr>
+        <w:tc>
+          <w:tcPr>
+            <w:tcW w:type="dxa" w:w="3118"/>
+            <w:shd w:fill="DCE6F1"/>
+          </w:tcPr>
+          <w:p>
+            <w:pPr>
+              <w:jc w:val="center"/>
+            </w:pPr>
+            <w:r/>
+            <w:r>
+              <w:rPr>
+                <w:rFonts w:ascii="Times New Roman" w:hAnsi="Times New Roman" w:eastAsia="Times New Roman"/>
+                <w:b/>
+                <w:sz w:val="20"/>
+              </w:rPr>
+              <w:t>Требование задания</w:t>
+            </w:r>
+          </w:p>
+        </w:tc>
+        <w:tc>
+          <w:tcPr>
+            <w:tcW w:type="dxa" w:w="3118"/>
+            <w:shd w:fill="DCE6F1"/>
+          </w:tcPr>
+          <w:p>
+            <w:pPr>
+              <w:jc w:val="center"/>
+            </w:pPr>
+            <w:r/>
+            <w:r>
+              <w:rPr>
+                <w:rFonts w:ascii="Times New Roman" w:hAnsi="Times New Roman" w:eastAsia="Times New Roman"/>
+                <w:b/>
+                <w:sz w:val="20"/>
+              </w:rPr>
+              <w:t>Где реализовано</w:t>
+            </w:r>
+          </w:p>
+        </w:tc>
+        <w:tc>
+          <w:tcPr>
+            <w:tcW w:type="dxa" w:w="3118"/>
+            <w:shd w:fill="DCE6F1"/>
+          </w:tcPr>
+          <w:p>
+            <w:pPr>
+              <w:jc w:val="center"/>
+            </w:pPr>
+            <w:r/>
+            <w:r>
+              <w:rPr>
+                <w:rFonts w:ascii="Times New Roman" w:hAnsi="Times New Roman" w:eastAsia="Times New Roman"/>
+                <w:b/>
+                <w:sz w:val="20"/>
+              </w:rPr>
+              <w:t>Чем подтверждается</w:t>
+            </w:r>
+          </w:p>
+        </w:tc>
+      </w:tr>
+      <w:tr>
+        <w:tc>
+          <w:tcPr>
+            <w:tcW w:type="dxa" w:w="3118"/>
+          </w:tcPr>
+          <w:p>
+            <w:pPr>
+              <w:jc w:val="left"/>
+            </w:pPr>
+            <w:r/>
+            <w:r>
+              <w:rPr>
+                <w:rFonts w:ascii="Times New Roman" w:hAnsi="Times New Roman" w:eastAsia="Times New Roman"/>
+                <w:b w:val="0"/>
+                <w:sz w:val="20"/>
+              </w:rPr>
+              <w:t>Список дисков и свойства файловой системы</w:t>
+            </w:r>
+          </w:p>
+        </w:tc>
+        <w:tc>
+          <w:tcPr>
+            <w:tcW w:type="dxa" w:w="3118"/>
+          </w:tcPr>
+          <w:p>
+            <w:pPr>
+              <w:jc w:val="left"/>
+            </w:pPr>
+            <w:r/>
+            <w:r>
+              <w:rPr>
+                <w:rFonts w:ascii="Times New Roman" w:hAnsi="Times New Roman" w:eastAsia="Times New Roman"/>
+                <w:b w:val="0"/>
+                <w:sz w:val="20"/>
+              </w:rPr>
+              <w:t>DiskService.cs, DriveInfo</w:t>
+            </w:r>
+          </w:p>
+        </w:tc>
+        <w:tc>
+          <w:tcPr>
+            <w:tcW w:type="dxa" w:w="3118"/>
+          </w:tcPr>
+          <w:p>
+            <w:pPr>
+              <w:jc w:val="left"/>
+            </w:pPr>
+            <w:r/>
+            <w:r>
+              <w:rPr>
+                <w:rFonts w:ascii="Times New Roman" w:hAnsi="Times New Roman" w:eastAsia="Times New Roman"/>
+                <w:b w:val="0"/>
+                <w:sz w:val="20"/>
+              </w:rPr>
+              <w:t>меню 1: тип, файловая система, метка, всего/свободно МБ</w:t>
+            </w:r>
+          </w:p>
+        </w:tc>
+      </w:tr>
+      <w:tr>
+        <w:tc>
+          <w:tcPr>
+            <w:tcW w:type="dxa" w:w="3118"/>
+          </w:tcPr>
+          <w:p>
+            <w:pPr>
+              <w:jc w:val="left"/>
+            </w:pPr>
+            <w:r/>
+            <w:r>
+              <w:rPr>
+                <w:rFonts w:ascii="Times New Roman" w:hAnsi="Times New Roman" w:eastAsia="Times New Roman"/>
+                <w:b w:val="0"/>
+                <w:sz w:val="20"/>
+              </w:rPr>
+              <w:t>Чтение, запись и удаление файлов</w:t>
+            </w:r>
+          </w:p>
+        </w:tc>
+        <w:tc>
+          <w:tcPr>
+            <w:tcW w:type="dxa" w:w="3118"/>
+          </w:tcPr>
+          <w:p>
+            <w:pPr>
+              <w:jc w:val="left"/>
+            </w:pPr>
+            <w:r/>
+            <w:r>
+              <w:rPr>
+                <w:rFonts w:ascii="Times New Roman" w:hAnsi="Times New Roman" w:eastAsia="Times New Roman"/>
+                <w:b w:val="0"/>
+                <w:sz w:val="20"/>
+              </w:rPr>
+              <w:t>FileOpsService.cs</w:t>
+            </w:r>
+          </w:p>
+        </w:tc>
+        <w:tc>
+          <w:tcPr>
+            <w:tcW w:type="dxa" w:w="3118"/>
+          </w:tcPr>
+          <w:p>
+            <w:pPr>
+              <w:jc w:val="left"/>
+            </w:pPr>
+            <w:r/>
+            <w:r>
+              <w:rPr>
+                <w:rFonts w:ascii="Times New Roman" w:hAnsi="Times New Roman" w:eastAsia="Times New Roman"/>
+                <w:b w:val="0"/>
+                <w:sz w:val="20"/>
+              </w:rPr>
+              <w:t>меню 2–5; проверки в --selfcheck</w:t>
+            </w:r>
+          </w:p>
+        </w:tc>
+      </w:tr>
+      <w:tr>
+        <w:tc>
+          <w:tcPr>
+            <w:tcW w:type="dxa" w:w="3118"/>
+          </w:tcPr>
+          <w:p>
+            <w:pPr>
+              <w:jc w:val="left"/>
+            </w:pPr>
+            <w:r/>
+            <w:r>
+              <w:rPr>
+                <w:rFonts w:ascii="Times New Roman" w:hAnsi="Times New Roman" w:eastAsia="Times New Roman"/>
+                <w:b w:val="0"/>
+                <w:sz w:val="20"/>
+              </w:rPr>
+              <w:t>JSON и XML: хранение и чтение</w:t>
+            </w:r>
+          </w:p>
+        </w:tc>
+        <w:tc>
+          <w:tcPr>
+            <w:tcW w:type="dxa" w:w="3118"/>
+          </w:tcPr>
+          <w:p>
+            <w:pPr>
+              <w:jc w:val="left"/>
+            </w:pPr>
+            <w:r/>
+            <w:r>
+              <w:rPr>
+                <w:rFonts w:ascii="Times New Roman" w:hAnsi="Times New Roman" w:eastAsia="Times New Roman"/>
+                <w:b w:val="0"/>
+                <w:sz w:val="20"/>
+              </w:rPr>
+              <w:t>JsonXmlService.cs</w:t>
+            </w:r>
+          </w:p>
+        </w:tc>
+        <w:tc>
+          <w:tcPr>
+            <w:tcW w:type="dxa" w:w="3118"/>
+          </w:tcPr>
+          <w:p>
+            <w:pPr>
+              <w:jc w:val="left"/>
+            </w:pPr>
+            <w:r/>
+            <w:r>
+              <w:rPr>
+                <w:rFonts w:ascii="Times New Roman" w:hAnsi="Times New Roman" w:eastAsia="Times New Roman"/>
+                <w:b w:val="0"/>
+                <w:sz w:val="20"/>
+              </w:rPr>
+              <w:t>меню 6–9; импорт и экспорт в selfcheck</w:t>
+            </w:r>
+          </w:p>
+        </w:tc>
+      </w:tr>
+      <w:tr>
+        <w:tc>
+          <w:tcPr>
+            <w:tcW w:type="dxa" w:w="3118"/>
+          </w:tcPr>
+          <w:p>
+            <w:pPr>
+              <w:jc w:val="left"/>
+            </w:pPr>
+            <w:r/>
+            <w:r>
+              <w:rPr>
+                <w:rFonts w:ascii="Times New Roman" w:hAnsi="Times New Roman" w:eastAsia="Times New Roman"/>
+                <w:b w:val="0"/>
+                <w:sz w:val="20"/>
+              </w:rPr>
+              <w:t>ZIP: создание и извлечение</w:t>
+            </w:r>
+          </w:p>
+        </w:tc>
+        <w:tc>
+          <w:tcPr>
+            <w:tcW w:type="dxa" w:w="3118"/>
+          </w:tcPr>
+          <w:p>
+            <w:pPr>
+              <w:jc w:val="left"/>
+            </w:pPr>
+            <w:r/>
+            <w:r>
+              <w:rPr>
+                <w:rFonts w:ascii="Times New Roman" w:hAnsi="Times New Roman" w:eastAsia="Times New Roman"/>
+                <w:b w:val="0"/>
+                <w:sz w:val="20"/>
+              </w:rPr>
+              <w:t>ZipService.cs</w:t>
+            </w:r>
+          </w:p>
+        </w:tc>
+        <w:tc>
+          <w:tcPr>
+            <w:tcW w:type="dxa" w:w="3118"/>
+          </w:tcPr>
+          <w:p>
+            <w:pPr>
+              <w:jc w:val="left"/>
+            </w:pPr>
+            <w:r/>
+            <w:r>
+              <w:rPr>
+                <w:rFonts w:ascii="Times New Roman" w:hAnsi="Times New Roman" w:eastAsia="Times New Roman"/>
+                <w:b w:val="0"/>
+                <w:sz w:val="20"/>
+              </w:rPr>
+              <w:t>меню 10–11; проверка Zip Slip</w:t>
+            </w:r>
+          </w:p>
+        </w:tc>
+      </w:tr>
+      <w:tr>
+        <w:tc>
+          <w:tcPr>
+            <w:tcW w:type="dxa" w:w="3118"/>
+          </w:tcPr>
+          <w:p>
+            <w:pPr>
+              <w:jc w:val="left"/>
+            </w:pPr>
+            <w:r/>
+            <w:r>
+              <w:rPr>
+                <w:rFonts w:ascii="Times New Roman" w:hAnsi="Times New Roman" w:eastAsia="Times New Roman"/>
+                <w:b w:val="0"/>
+                <w:sz w:val="20"/>
+              </w:rPr>
+              <w:t>База данных: файлы и операции</w:t>
+            </w:r>
+          </w:p>
+        </w:tc>
+        <w:tc>
+          <w:tcPr>
+            <w:tcW w:type="dxa" w:w="3118"/>
+          </w:tcPr>
+          <w:p>
+            <w:pPr>
+              <w:jc w:val="left"/>
+            </w:pPr>
+            <w:r/>
+            <w:r>
+              <w:rPr>
+                <w:rFonts w:ascii="Times New Roman" w:hAnsi="Times New Roman" w:eastAsia="Times New Roman"/>
+                <w:b w:val="0"/>
+                <w:sz w:val="20"/>
+              </w:rPr>
+              <w:t>Db.cs, SQLite</w:t>
+            </w:r>
+          </w:p>
+        </w:tc>
+        <w:tc>
+          <w:tcPr>
+            <w:tcW w:type="dxa" w:w="3118"/>
+          </w:tcPr>
+          <w:p>
+            <w:pPr>
+              <w:jc w:val="left"/>
+            </w:pPr>
+            <w:r/>
+            <w:r>
+              <w:rPr>
+                <w:rFonts w:ascii="Times New Roman" w:hAnsi="Times New Roman" w:eastAsia="Times New Roman"/>
+                <w:b w:val="0"/>
+                <w:sz w:val="20"/>
+              </w:rPr>
+              <w:t>таблицы Users, Files, Operations</w:t>
+            </w:r>
+          </w:p>
+        </w:tc>
+      </w:tr>
+      <w:tr>
+        <w:tc>
+          <w:tcPr>
+            <w:tcW w:type="dxa" w:w="3118"/>
+          </w:tcPr>
+          <w:p>
+            <w:pPr>
+              <w:jc w:val="left"/>
+            </w:pPr>
+            <w:r/>
+            <w:r>
+              <w:rPr>
+                <w:rFonts w:ascii="Times New Roman" w:hAnsi="Times New Roman" w:eastAsia="Times New Roman"/>
+                <w:b w:val="0"/>
+                <w:sz w:val="20"/>
+              </w:rPr>
+              <w:t>Журнал действий пользователей</w:t>
+            </w:r>
+          </w:p>
+        </w:tc>
+        <w:tc>
+          <w:tcPr>
+            <w:tcW w:type="dxa" w:w="3118"/>
+          </w:tcPr>
+          <w:p>
+            <w:pPr>
+              <w:jc w:val="left"/>
+            </w:pPr>
+            <w:r/>
+            <w:r>
+              <w:rPr>
+                <w:rFonts w:ascii="Times New Roman" w:hAnsi="Times New Roman" w:eastAsia="Times New Roman"/>
+                <w:b w:val="0"/>
+                <w:sz w:val="20"/>
+              </w:rPr>
+              <w:t>Operations + LogOperation</w:t>
+            </w:r>
+          </w:p>
+        </w:tc>
+        <w:tc>
+          <w:tcPr>
+            <w:tcW w:type="dxa" w:w="3118"/>
+          </w:tcPr>
+          <w:p>
+            <w:pPr>
+              <w:jc w:val="left"/>
+            </w:pPr>
+            <w:r/>
+            <w:r>
+              <w:rPr>
+                <w:rFonts w:ascii="Times New Roman" w:hAnsi="Times New Roman" w:eastAsia="Times New Roman"/>
+                <w:b w:val="0"/>
+                <w:sz w:val="20"/>
+              </w:rPr>
+              <w:t>меню 12; записи после каждого действия</w:t>
+            </w:r>
+          </w:p>
+        </w:tc>
+      </w:tr>
+      <w:tr>
+        <w:tc>
+          <w:tcPr>
+            <w:tcW w:type="dxa" w:w="3118"/>
+          </w:tcPr>
+          <w:p>
+            <w:pPr>
+              <w:jc w:val="left"/>
+            </w:pPr>
+            <w:r/>
+            <w:r>
+              <w:rPr>
+                <w:rFonts w:ascii="Times New Roman" w:hAnsi="Times New Roman" w:eastAsia="Times New Roman"/>
+                <w:b w:val="0"/>
+                <w:sz w:val="20"/>
+              </w:rPr>
+              <w:t>Аутентификация и контроль доступа</w:t>
+            </w:r>
+          </w:p>
+        </w:tc>
+        <w:tc>
+          <w:tcPr>
+            <w:tcW w:type="dxa" w:w="3118"/>
+          </w:tcPr>
+          <w:p>
+            <w:pPr>
+              <w:jc w:val="left"/>
+            </w:pPr>
+            <w:r/>
+            <w:r>
+              <w:rPr>
+                <w:rFonts w:ascii="Times New Roman" w:hAnsi="Times New Roman" w:eastAsia="Times New Roman"/>
+                <w:b w:val="0"/>
+                <w:sz w:val="20"/>
+              </w:rPr>
+              <w:t>AuthService.cs, owner_id</w:t>
+            </w:r>
+          </w:p>
+        </w:tc>
+        <w:tc>
+          <w:tcPr>
+            <w:tcW w:type="dxa" w:w="3118"/>
+          </w:tcPr>
+          <w:p>
+            <w:pPr>
+              <w:jc w:val="left"/>
+            </w:pPr>
+            <w:r/>
+            <w:r>
+              <w:rPr>
+                <w:rFonts w:ascii="Times New Roman" w:hAnsi="Times New Roman" w:eastAsia="Times New Roman"/>
+                <w:b w:val="0"/>
+                <w:sz w:val="20"/>
+              </w:rPr>
+              <w:t>PBKDF2, проверка владельца файла</w:t>
+            </w:r>
+          </w:p>
+        </w:tc>
+      </w:tr>
+      <w:tr>
+        <w:tc>
+          <w:tcPr>
+            <w:tcW w:type="dxa" w:w="3118"/>
+          </w:tcPr>
+          <w:p>
+            <w:pPr>
+              <w:jc w:val="left"/>
+            </w:pPr>
+            <w:r/>
+            <w:r>
+              <w:rPr>
+                <w:rFonts w:ascii="Times New Roman" w:hAnsi="Times New Roman" w:eastAsia="Times New Roman"/>
+                <w:b w:val="0"/>
+                <w:sz w:val="20"/>
+              </w:rPr>
+              <w:t>Подготовленные выражения</w:t>
+            </w:r>
+          </w:p>
+        </w:tc>
+        <w:tc>
+          <w:tcPr>
+            <w:tcW w:type="dxa" w:w="3118"/>
+          </w:tcPr>
+          <w:p>
+            <w:pPr>
+              <w:jc w:val="left"/>
+            </w:pPr>
+            <w:r/>
+            <w:r>
+              <w:rPr>
+                <w:rFonts w:ascii="Times New Roman" w:hAnsi="Times New Roman" w:eastAsia="Times New Roman"/>
+                <w:b w:val="0"/>
+                <w:sz w:val="20"/>
+              </w:rPr>
+              <w:t>Db.Prepare, sqlite3_bind_*</w:t>
+            </w:r>
+          </w:p>
+        </w:tc>
+        <w:tc>
+          <w:tcPr>
+            <w:tcW w:type="dxa" w:w="3118"/>
+          </w:tcPr>
+          <w:p>
+            <w:pPr>
+              <w:jc w:val="left"/>
+            </w:pPr>
+            <w:r/>
+            <w:r>
+              <w:rPr>
+                <w:rFonts w:ascii="Times New Roman" w:hAnsi="Times New Roman" w:eastAsia="Times New Roman"/>
+                <w:b w:val="0"/>
+                <w:sz w:val="20"/>
+              </w:rPr>
+              <w:t>все запросы с параметрами; SQLi не проходит</w:t>
+            </w:r>
+          </w:p>
+        </w:tc>
+      </w:tr>
+    </w:tbl>
+    <w:p>
+      <w:pPr>
+        <w:spacing w:after="40"/>
+      </w:pPr>
+    </w:p>
+    <w:p>
+      <w:pPr>
+        <w:keepNext/>
+        <w:spacing w:before="160" w:after="80"/>
+      </w:pPr>
+      <w:r>
+        <w:rPr>
+          <w:rFonts w:ascii="Times New Roman" w:hAnsi="Times New Roman" w:eastAsia="Times New Roman"/>
+          <w:b/>
+          <w:sz w:val="24"/>
+        </w:rPr>
+        <w:t>2.2. Список дисков</w:t>
+      </w:r>
+    </w:p>
+    <w:p>
+      <w:pPr>
+        <w:spacing w:after="80"/>
+        <w:ind w:firstLine="709"/>
+        <w:jc w:val="both"/>
+      </w:pPr>
+      <w:r>
+        <w:rPr>
+          <w:rFonts w:ascii="Times New Roman" w:hAnsi="Times New Roman" w:eastAsia="Times New Roman"/>
+          <w:b w:val="0"/>
+          <w:sz w:val="24"/>
+        </w:rPr>
+        <w:t>Пункт меню 1 обходит DriveInfo.GetDrives() и для каждого готового диска печатает тип, файловую систему, метку тома, общий объём и доступное место. Если диск не готов, остальные свойства не читаются, чтобы не получить исключение на пустом CD-приводе.</w:t>
+      </w:r>
+    </w:p>
+    <w:tbl>
+      <w:tblPr>
+        <w:tblStyle w:val="TableGrid"/>
+        <w:tblW w:type="auto" w:w="0"/>
+        <w:jc w:val="center"/>
+        <w:tblLayout w:type="autofit"/>
+        <w:tblLook w:firstColumn="1" w:firstRow="1" w:lastColumn="0" w:lastRow="0" w:noHBand="0" w:noVBand="1" w:val="04A0"/>
+      </w:tblPr>
+      <w:tblGrid>
+        <w:gridCol w:w="3118"/>
+        <w:gridCol w:w="3118"/>
+        <w:gridCol w:w="3118"/>
+      </w:tblGrid>
+      <w:tr>
+        <w:tc>
+          <w:tcPr>
+            <w:tcW w:type="dxa" w:w="3118"/>
+            <w:shd w:fill="DCE6F1"/>
+          </w:tcPr>
+          <w:p>
+            <w:pPr>
+              <w:jc w:val="center"/>
+            </w:pPr>
+            <w:r/>
+            <w:r>
+              <w:rPr>
+                <w:rFonts w:ascii="Times New Roman" w:hAnsi="Times New Roman" w:eastAsia="Times New Roman"/>
+                <w:b/>
+                <w:sz w:val="20"/>
+              </w:rPr>
+              <w:t>Свойство</w:t>
+            </w:r>
+          </w:p>
+        </w:tc>
+        <w:tc>
+          <w:tcPr>
+            <w:tcW w:type="dxa" w:w="3118"/>
+            <w:shd w:fill="DCE6F1"/>
+          </w:tcPr>
+          <w:p>
+            <w:pPr>
+              <w:jc w:val="center"/>
+            </w:pPr>
+            <w:r/>
+            <w:r>
+              <w:rPr>
+                <w:rFonts w:ascii="Times New Roman" w:hAnsi="Times New Roman" w:eastAsia="Times New Roman"/>
+                <w:b/>
+                <w:sz w:val="20"/>
+              </w:rPr>
+              <w:t>Источник</w:t>
+            </w:r>
+          </w:p>
+        </w:tc>
+        <w:tc>
+          <w:tcPr>
+            <w:tcW w:type="dxa" w:w="3118"/>
+            <w:shd w:fill="DCE6F1"/>
+          </w:tcPr>
+          <w:p>
+            <w:pPr>
+              <w:jc w:val="center"/>
+            </w:pPr>
+            <w:r/>
+            <w:r>
+              <w:rPr>
+                <w:rFonts w:ascii="Times New Roman" w:hAnsi="Times New Roman" w:eastAsia="Times New Roman"/>
+                <w:b/>
+                <w:sz w:val="20"/>
+              </w:rPr>
+              <w:t>Что показывает</w:t>
+            </w:r>
+          </w:p>
+        </w:tc>
+      </w:tr>
+      <w:tr>
+        <w:tc>
+          <w:tcPr>
+            <w:tcW w:type="dxa" w:w="3118"/>
+          </w:tcPr>
+          <w:p>
+            <w:pPr>
+              <w:jc w:val="left"/>
+            </w:pPr>
+            <w:r/>
+            <w:r>
+              <w:rPr>
+                <w:rFonts w:ascii="Times New Roman" w:hAnsi="Times New Roman" w:eastAsia="Times New Roman"/>
+                <w:b w:val="0"/>
+                <w:sz w:val="20"/>
+              </w:rPr>
+              <w:t>Имя / точка монтирования</w:t>
+            </w:r>
+          </w:p>
+        </w:tc>
+        <w:tc>
+          <w:tcPr>
+            <w:tcW w:type="dxa" w:w="3118"/>
+          </w:tcPr>
+          <w:p>
+            <w:pPr>
+              <w:jc w:val="left"/>
+            </w:pPr>
+            <w:r/>
+            <w:r>
+              <w:rPr>
+                <w:rFonts w:ascii="Times New Roman" w:hAnsi="Times New Roman" w:eastAsia="Times New Roman"/>
+                <w:b w:val="0"/>
+                <w:sz w:val="20"/>
+              </w:rPr>
+              <w:t>DriveInfo.Name</w:t>
+            </w:r>
+          </w:p>
+        </w:tc>
+        <w:tc>
+          <w:tcPr>
+            <w:tcW w:type="dxa" w:w="3118"/>
+          </w:tcPr>
+          <w:p>
+            <w:pPr>
+              <w:jc w:val="left"/>
+            </w:pPr>
+            <w:r/>
+            <w:r>
+              <w:rPr>
+                <w:rFonts w:ascii="Times New Roman" w:hAnsi="Times New Roman" w:eastAsia="Times New Roman"/>
+                <w:b w:val="0"/>
+                <w:sz w:val="20"/>
+              </w:rPr>
+              <w:t>C:\, / и т.п.</w:t>
+            </w:r>
+          </w:p>
+        </w:tc>
+      </w:tr>
+      <w:tr>
+        <w:tc>
+          <w:tcPr>
+            <w:tcW w:type="dxa" w:w="3118"/>
+          </w:tcPr>
+          <w:p>
+            <w:pPr>
+              <w:jc w:val="left"/>
+            </w:pPr>
+            <w:r/>
+            <w:r>
+              <w:rPr>
+                <w:rFonts w:ascii="Times New Roman" w:hAnsi="Times New Roman" w:eastAsia="Times New Roman"/>
+                <w:b w:val="0"/>
+                <w:sz w:val="20"/>
+              </w:rPr>
+              <w:t>Тип</w:t>
+            </w:r>
+          </w:p>
+        </w:tc>
+        <w:tc>
+          <w:tcPr>
+            <w:tcW w:type="dxa" w:w="3118"/>
+          </w:tcPr>
+          <w:p>
+            <w:pPr>
+              <w:jc w:val="left"/>
+            </w:pPr>
+            <w:r/>
+            <w:r>
+              <w:rPr>
+                <w:rFonts w:ascii="Times New Roman" w:hAnsi="Times New Roman" w:eastAsia="Times New Roman"/>
+                <w:b w:val="0"/>
+                <w:sz w:val="20"/>
+              </w:rPr>
+              <w:t>DriveInfo.DriveType</w:t>
+            </w:r>
+          </w:p>
+        </w:tc>
+        <w:tc>
+          <w:tcPr>
+            <w:tcW w:type="dxa" w:w="3118"/>
+          </w:tcPr>
+          <w:p>
+            <w:pPr>
+              <w:jc w:val="left"/>
+            </w:pPr>
+            <w:r/>
+            <w:r>
+              <w:rPr>
+                <w:rFonts w:ascii="Times New Roman" w:hAnsi="Times New Roman" w:eastAsia="Times New Roman"/>
+                <w:b w:val="0"/>
+                <w:sz w:val="20"/>
+              </w:rPr>
+              <w:t>Fixed, Removable, Network</w:t>
+            </w:r>
+          </w:p>
+        </w:tc>
+      </w:tr>
+      <w:tr>
+        <w:tc>
+          <w:tcPr>
+            <w:tcW w:type="dxa" w:w="3118"/>
+          </w:tcPr>
+          <w:p>
+            <w:pPr>
+              <w:jc w:val="left"/>
+            </w:pPr>
+            <w:r/>
+            <w:r>
+              <w:rPr>
+                <w:rFonts w:ascii="Times New Roman" w:hAnsi="Times New Roman" w:eastAsia="Times New Roman"/>
+                <w:b w:val="0"/>
+                <w:sz w:val="20"/>
+              </w:rPr>
+              <w:t>Файловая система</w:t>
+            </w:r>
+          </w:p>
+        </w:tc>
+        <w:tc>
+          <w:tcPr>
+            <w:tcW w:type="dxa" w:w="3118"/>
+          </w:tcPr>
+          <w:p>
+            <w:pPr>
+              <w:jc w:val="left"/>
+            </w:pPr>
+            <w:r/>
+            <w:r>
+              <w:rPr>
+                <w:rFonts w:ascii="Times New Roman" w:hAnsi="Times New Roman" w:eastAsia="Times New Roman"/>
+                <w:b w:val="0"/>
+                <w:sz w:val="20"/>
+              </w:rPr>
+              <w:t>DriveInfo.DriveFormat</w:t>
+            </w:r>
+          </w:p>
+        </w:tc>
+        <w:tc>
+          <w:tcPr>
+            <w:tcW w:type="dxa" w:w="3118"/>
+          </w:tcPr>
+          <w:p>
+            <w:pPr>
+              <w:jc w:val="left"/>
+            </w:pPr>
+            <w:r/>
+            <w:r>
+              <w:rPr>
+                <w:rFonts w:ascii="Times New Roman" w:hAnsi="Times New Roman" w:eastAsia="Times New Roman"/>
+                <w:b w:val="0"/>
+                <w:sz w:val="20"/>
+              </w:rPr>
+              <w:t>NTFS, ext4, APFS</w:t>
+            </w:r>
+          </w:p>
+        </w:tc>
+      </w:tr>
+      <w:tr>
+        <w:tc>
+          <w:tcPr>
+            <w:tcW w:type="dxa" w:w="3118"/>
+          </w:tcPr>
+          <w:p>
+            <w:pPr>
+              <w:jc w:val="left"/>
+            </w:pPr>
+            <w:r/>
+            <w:r>
+              <w:rPr>
+                <w:rFonts w:ascii="Times New Roman" w:hAnsi="Times New Roman" w:eastAsia="Times New Roman"/>
+                <w:b w:val="0"/>
+                <w:sz w:val="20"/>
+              </w:rPr>
+              <w:t>Метка тома</w:t>
+            </w:r>
+          </w:p>
+        </w:tc>
+        <w:tc>
+          <w:tcPr>
+            <w:tcW w:type="dxa" w:w="3118"/>
+          </w:tcPr>
+          <w:p>
+            <w:pPr>
+              <w:jc w:val="left"/>
+            </w:pPr>
+            <w:r/>
+            <w:r>
+              <w:rPr>
+                <w:rFonts w:ascii="Times New Roman" w:hAnsi="Times New Roman" w:eastAsia="Times New Roman"/>
+                <w:b w:val="0"/>
+                <w:sz w:val="20"/>
+              </w:rPr>
+              <w:t>DriveInfo.VolumeLabel</w:t>
+            </w:r>
+          </w:p>
+        </w:tc>
+        <w:tc>
+          <w:tcPr>
+            <w:tcW w:type="dxa" w:w="3118"/>
+          </w:tcPr>
+          <w:p>
+            <w:pPr>
+              <w:jc w:val="left"/>
+            </w:pPr>
+            <w:r/>
+            <w:r>
+              <w:rPr>
+                <w:rFonts w:ascii="Times New Roman" w:hAnsi="Times New Roman" w:eastAsia="Times New Roman"/>
+                <w:b w:val="0"/>
+                <w:sz w:val="20"/>
+              </w:rPr>
+              <w:t>имя тома</w:t>
+            </w:r>
+          </w:p>
+        </w:tc>
+      </w:tr>
+      <w:tr>
+        <w:tc>
+          <w:tcPr>
+            <w:tcW w:type="dxa" w:w="3118"/>
+          </w:tcPr>
+          <w:p>
+            <w:pPr>
+              <w:jc w:val="left"/>
+            </w:pPr>
+            <w:r/>
+            <w:r>
+              <w:rPr>
+                <w:rFonts w:ascii="Times New Roman" w:hAnsi="Times New Roman" w:eastAsia="Times New Roman"/>
+                <w:b w:val="0"/>
+                <w:sz w:val="20"/>
+              </w:rPr>
+              <w:t>Всего места</w:t>
+            </w:r>
+          </w:p>
+        </w:tc>
+        <w:tc>
+          <w:tcPr>
+            <w:tcW w:type="dxa" w:w="3118"/>
+          </w:tcPr>
+          <w:p>
+            <w:pPr>
+              <w:jc w:val="left"/>
+            </w:pPr>
+            <w:r/>
+            <w:r>
+              <w:rPr>
+                <w:rFonts w:ascii="Times New Roman" w:hAnsi="Times New Roman" w:eastAsia="Times New Roman"/>
+                <w:b w:val="0"/>
+                <w:sz w:val="20"/>
+              </w:rPr>
+              <w:t>DriveInfo.TotalSize</w:t>
+            </w:r>
+          </w:p>
+        </w:tc>
+        <w:tc>
+          <w:tcPr>
+            <w:tcW w:type="dxa" w:w="3118"/>
+          </w:tcPr>
+          <w:p>
+            <w:pPr>
+              <w:jc w:val="left"/>
+            </w:pPr>
+            <w:r/>
+            <w:r>
+              <w:rPr>
+                <w:rFonts w:ascii="Times New Roman" w:hAnsi="Times New Roman" w:eastAsia="Times New Roman"/>
+                <w:b w:val="0"/>
+                <w:sz w:val="20"/>
+              </w:rPr>
+              <w:t>в МБ</w:t>
+            </w:r>
+          </w:p>
+        </w:tc>
+      </w:tr>
+      <w:tr>
+        <w:tc>
+          <w:tcPr>
+            <w:tcW w:type="dxa" w:w="3118"/>
+          </w:tcPr>
+          <w:p>
+            <w:pPr>
+              <w:jc w:val="left"/>
+            </w:pPr>
+            <w:r/>
+            <w:r>
+              <w:rPr>
+                <w:rFonts w:ascii="Times New Roman" w:hAnsi="Times New Roman" w:eastAsia="Times New Roman"/>
+                <w:b w:val="0"/>
+                <w:sz w:val="20"/>
+              </w:rPr>
+              <w:t>Свободно</w:t>
+            </w:r>
+          </w:p>
+        </w:tc>
+        <w:tc>
+          <w:tcPr>
+            <w:tcW w:type="dxa" w:w="3118"/>
+          </w:tcPr>
+          <w:p>
+            <w:pPr>
+              <w:jc w:val="left"/>
+            </w:pPr>
+            <w:r/>
+            <w:r>
+              <w:rPr>
+                <w:rFonts w:ascii="Times New Roman" w:hAnsi="Times New Roman" w:eastAsia="Times New Roman"/>
+                <w:b w:val="0"/>
+                <w:sz w:val="20"/>
+              </w:rPr>
+              <w:t>DriveInfo.AvailableFreeSpace</w:t>
+            </w:r>
+          </w:p>
+        </w:tc>
+        <w:tc>
+          <w:tcPr>
+            <w:tcW w:type="dxa" w:w="3118"/>
+          </w:tcPr>
+          <w:p>
+            <w:pPr>
+              <w:jc w:val="left"/>
+            </w:pPr>
+            <w:r/>
+            <w:r>
+              <w:rPr>
+                <w:rFonts w:ascii="Times New Roman" w:hAnsi="Times New Roman" w:eastAsia="Times New Roman"/>
+                <w:b w:val="0"/>
+                <w:sz w:val="20"/>
+              </w:rPr>
+              <w:t>в МБ</w:t>
             </w:r>
           </w:p>
         </w:tc>

--- a/Практика1_Файловый_менеджер/Отчет_Практика1.docx
+++ b/Практика1_Файловый_менеджер/Отчет_Практика1.docx
@@ -1895,7 +1895,7 @@
     <w:p>
       <w:pPr>
         <w:spacing w:after="80"/>
-        <w:jc w:val="both"/>
+        <w:jc w:val="left"/>
       </w:pPr>
       <w:r>
         <w:rPr>
